--- a/docs/consumption-guide.docx
+++ b/docs/consumption-guide.docx
@@ -633,20 +633,54 @@
         <w:pStyle w:val="Heading1"/>
       </w:pPr>
       <w:r>
-        <w:t>2. Deploying from nothing</w:t>
+        <w:t>2. Deploying step by step</w:t>
       </w:r>
     </w:p>
     <w:p>
       <w:r>
-        <w:t>The stack is two Terraform root modules plus a Kubernetes manifest set. Order matters, and the reason is explained under each step.</w:t>
+        <w:t>The stack is two Terraform root modules plus a Kubernetes manifest set, and the order below is the order that works. Each step is one command. Run them in sequence; every step states what it produces and how to confirm it before you move on.</w:t>
       </w:r>
     </w:p>
+    <w:tbl>
+      <w:tblPr>
+        <w:tblW w:type="auto" w:w="0"/>
+        <w:tblLook w:firstColumn="1" w:firstRow="1" w:lastColumn="0" w:lastRow="0" w:noHBand="0" w:noVBand="1" w:val="04A0"/>
+      </w:tblPr>
+      <w:tblGrid>
+        <w:gridCol w:w="8640"/>
+      </w:tblGrid>
+      <w:tr>
+        <w:tc>
+          <w:tcPr>
+            <w:tcW w:type="dxa" w:w="8640"/>
+            <w:shd w:fill="FBF3F2"/>
+          </w:tcPr>
+          <w:p>
+            <w:r/>
+            <w:r>
+              <w:rPr>
+                <w:b/>
+                <w:color w:val="9E2B25"/>
+                <w:sz w:val="19"/>
+              </w:rPr>
+              <w:t xml:space="preserve">Where each step runs.  </w:t>
+            </w:r>
+            <w:r>
+              <w:rPr>
+                <w:sz w:val="19"/>
+              </w:rPr>
+              <w:t>Steps 1-5 talk only to AWS APIs, so they run anywhere -- your laptop or CI. Steps 6-9 talk to the KUBERNETES API, which is reachable only from an IP on the cluster allowlist. GitHub-hosted runners are not in the VPC and get ephemeral egress IPs, so they cannot reach a CIDR-restricted endpoint at all. In practice: let the pipeline own step 5, and run everything else from your workstation. If your IP is not on the allowlist, open an SSM tunnel instead -- see section 3.</w:t>
+            </w:r>
+          </w:p>
+        </w:tc>
+      </w:tr>
+    </w:tbl>
     <w:p>
       <w:pPr>
         <w:pStyle w:val="Heading3"/>
       </w:pPr>
       <w:r>
-        <w:t>Step 1 — create the state backend (once per AWS account)</w:t>
+        <w:t>Step 1 - authenticate</w:t>
       </w:r>
     </w:p>
     <w:tbl>
@@ -668,23 +702,29 @@
             <w:pPr>
               <w:spacing w:after="0" w:before="0"/>
             </w:pPr>
-            <w:r/>
+            <w:r>
+              <w:t>aws sso login --profile &lt;your-profile&gt;</w:t>
+            </w:r>
+          </w:p>
+          <w:p>
+            <w:pPr>
+              <w:spacing w:after="0" w:before="0"/>
+            </w:pPr>
             <w:r>
               <w:rPr>
                 <w:rFonts w:ascii="Consolas" w:hAnsi="Consolas" w:eastAsia="Consolas"/>
                 <w:color w:val="131A22"/>
                 <w:sz w:val="18"/>
               </w:rPr>
-              <w:t>make bootstrap</w:t>
+              <w:t>export AWS_PROFILE=&lt;your-profile&gt;</w:t>
             </w:r>
           </w:p>
         </w:tc>
       </w:tr>
     </w:tbl>
-    <w:p/>
     <w:p>
       <w:r>
-        <w:t>Creates the S3 bucket that every other root module stores state in: versioning on, encryption on, all four public-access blocks, a TLS-only bucket policy, and prevent_destroy. This module deliberately keeps LOCAL state — it is the one chicken-and-egg exception, because the first module cannot store state in the backend it is creating. There is no DynamoDB lock table: since Terraform 1.11 the S3 backend locks natively with conditional writes.</w:t>
+        <w:t>Everything downstream derives the account id from this session. Confirm with aws sts get-caller-identity; the Arn it prints is the identity you will grant cluster access to in step 3, so keep it to hand.</w:t>
       </w:r>
     </w:p>
     <w:p>
@@ -692,7 +732,7 @@
         <w:pStyle w:val="Heading3"/>
       </w:pPr>
       <w:r>
-        <w:t>Step 2 — infrastructure</w:t>
+        <w:t>Step 2 - check what will be derived</w:t>
       </w:r>
     </w:p>
     <w:tbl>
@@ -714,13 +754,279 @@
             <w:pPr>
               <w:spacing w:after="0" w:before="0"/>
             </w:pPr>
-            <w:r/>
+            <w:r>
+              <w:t>make preflight ENV=dev</w:t>
+            </w:r>
+          </w:p>
+        </w:tc>
+      </w:tr>
+    </w:tbl>
+    <w:p>
+      <w:r>
+        <w:t>Prints the account id, region, state bucket name and GitHub repository it worked out for itself, and changes nothing. No file edits are needed to deploy into a different account; if any of these four values is wrong, fix it here rather than discovering it mid-apply.</w:t>
+      </w:r>
+    </w:p>
+    <w:p>
+      <w:pPr>
+        <w:pStyle w:val="Heading3"/>
+      </w:pPr>
+      <w:r>
+        <w:t>Step 3 - grant yourself access to the cluster you are about to build</w:t>
+      </w:r>
+    </w:p>
+    <w:p>
+      <w:r>
+        <w:t>Do this BEFORE the infrastructure apply, not after. Find your role ARN, then write both values into the gitignored terraform.tfvars:</w:t>
+      </w:r>
+    </w:p>
+    <w:tbl>
+      <w:tblPr>
+        <w:tblW w:type="auto" w:w="0"/>
+        <w:jc w:val="left"/>
+        <w:tblLook w:firstColumn="1" w:firstRow="1" w:lastColumn="0" w:lastRow="0" w:noHBand="0" w:noVBand="1" w:val="04A0"/>
+      </w:tblPr>
+      <w:tblGrid>
+        <w:gridCol w:w="8640"/>
+      </w:tblGrid>
+      <w:tr>
+        <w:tc>
+          <w:tcPr>
+            <w:tcW w:type="dxa" w:w="8640"/>
+            <w:shd w:fill="F2F4F6"/>
+          </w:tcPr>
+          <w:p>
+            <w:pPr>
+              <w:spacing w:after="0" w:before="0"/>
+            </w:pPr>
+            <w:r>
+              <w:t>aws iam list-roles \</w:t>
+            </w:r>
+          </w:p>
+          <w:p>
+            <w:pPr>
+              <w:spacing w:after="0" w:before="0"/>
+            </w:pPr>
             <w:r>
               <w:rPr>
                 <w:rFonts w:ascii="Consolas" w:hAnsi="Consolas" w:eastAsia="Consolas"/>
                 <w:color w:val="131A22"/>
                 <w:sz w:val="18"/>
               </w:rPr>
+              <w:t xml:space="preserve">  --query "Roles[?contains(RoleName,'AWSReservedSSO')].Arn" --output text</w:t>
+            </w:r>
+          </w:p>
+          <w:p>
+            <w:pPr>
+              <w:spacing w:after="0" w:before="0"/>
+            </w:pPr>
+            <w:r>
+              <w:rPr>
+                <w:rFonts w:ascii="Consolas" w:hAnsi="Consolas" w:eastAsia="Consolas"/>
+                <w:color w:val="131A22"/>
+                <w:sz w:val="18"/>
+              </w:rPr>
+              <w:t>curl -s https://checkip.amazonaws.com</w:t>
+            </w:r>
+          </w:p>
+          <w:p>
+            <w:pPr>
+              <w:spacing w:after="0" w:before="0"/>
+            </w:pPr>
+            <w:r>
+              <w:rPr>
+                <w:rFonts w:ascii="Consolas" w:hAnsi="Consolas" w:eastAsia="Consolas"/>
+                <w:color w:val="131A22"/>
+                <w:sz w:val="18"/>
+              </w:rPr>
+            </w:r>
+          </w:p>
+          <w:p>
+            <w:pPr>
+              <w:spacing w:after="0" w:before="0"/>
+            </w:pPr>
+            <w:r>
+              <w:rPr>
+                <w:rFonts w:ascii="Consolas" w:hAnsi="Consolas" w:eastAsia="Consolas"/>
+                <w:color w:val="131A22"/>
+                <w:sz w:val="18"/>
+              </w:rPr>
+              <w:t># terraform.tfvars  (gitignored -- never commit either value)</w:t>
+            </w:r>
+          </w:p>
+          <w:p>
+            <w:pPr>
+              <w:spacing w:after="0" w:before="0"/>
+            </w:pPr>
+            <w:r>
+              <w:rPr>
+                <w:rFonts w:ascii="Consolas" w:hAnsi="Consolas" w:eastAsia="Consolas"/>
+                <w:color w:val="131A22"/>
+                <w:sz w:val="18"/>
+              </w:rPr>
+              <w:t>cluster_endpoint_public_access_cidrs = ["&lt;your-ip&gt;/32"]</w:t>
+            </w:r>
+          </w:p>
+          <w:p>
+            <w:pPr>
+              <w:spacing w:after="0" w:before="0"/>
+            </w:pPr>
+            <w:r>
+              <w:rPr>
+                <w:rFonts w:ascii="Consolas" w:hAnsi="Consolas" w:eastAsia="Consolas"/>
+                <w:color w:val="131A22"/>
+                <w:sz w:val="18"/>
+              </w:rPr>
+              <w:t>cluster_admin_role_arns = [</w:t>
+            </w:r>
+          </w:p>
+          <w:p>
+            <w:pPr>
+              <w:spacing w:after="0" w:before="0"/>
+            </w:pPr>
+            <w:r>
+              <w:rPr>
+                <w:rFonts w:ascii="Consolas" w:hAnsi="Consolas" w:eastAsia="Consolas"/>
+                <w:color w:val="131A22"/>
+                <w:sz w:val="18"/>
+              </w:rPr>
+              <w:t xml:space="preserve">  "arn:aws:iam::&lt;id&gt;:role/aws-reserved/sso.amazonaws.com/&lt;your-sso-role&gt;",</w:t>
+            </w:r>
+          </w:p>
+          <w:p>
+            <w:pPr>
+              <w:spacing w:after="0" w:before="0"/>
+            </w:pPr>
+            <w:r>
+              <w:rPr>
+                <w:rFonts w:ascii="Consolas" w:hAnsi="Consolas" w:eastAsia="Consolas"/>
+                <w:color w:val="131A22"/>
+                <w:sz w:val="18"/>
+              </w:rPr>
+              <w:t xml:space="preserve">  "arn:aws:iam::&lt;id&gt;:role/&lt;project&gt;-gha-apply",</w:t>
+            </w:r>
+          </w:p>
+          <w:p>
+            <w:pPr>
+              <w:spacing w:after="0" w:before="0"/>
+            </w:pPr>
+            <w:r>
+              <w:rPr>
+                <w:rFonts w:ascii="Consolas" w:hAnsi="Consolas" w:eastAsia="Consolas"/>
+                <w:color w:val="131A22"/>
+                <w:sz w:val="18"/>
+              </w:rPr>
+              <w:t>]</w:t>
+            </w:r>
+          </w:p>
+        </w:tc>
+      </w:tr>
+    </w:tbl>
+    <w:p>
+      <w:r>
+        <w:t>If the pipeline will also deploy, mirror both into repository secrets so CI computes the same access entries you do: gh secret set TF_VAR_cluster_admin_role_arns and gh secret set TF_VAR_cluster_endpoint_public_access_cidrs.</w:t>
+      </w:r>
+    </w:p>
+    <w:tbl>
+      <w:tblPr>
+        <w:tblW w:type="auto" w:w="0"/>
+        <w:tblLook w:firstColumn="1" w:firstRow="1" w:lastColumn="0" w:lastRow="0" w:noHBand="0" w:noVBand="1" w:val="04A0"/>
+      </w:tblPr>
+      <w:tblGrid>
+        <w:gridCol w:w="8640"/>
+      </w:tblGrid>
+      <w:tr>
+        <w:tc>
+          <w:tcPr>
+            <w:tcW w:type="dxa" w:w="8640"/>
+            <w:shd w:fill="FBF3F2"/>
+          </w:tcPr>
+          <w:p>
+            <w:r/>
+            <w:r>
+              <w:rPr>
+                <w:b/>
+                <w:color w:val="9E2B25"/>
+                <w:sz w:val="19"/>
+              </w:rPr>
+              <w:t xml:space="preserve">Skip this and the cluster builds fine, but you cannot use it.  </w:t>
+            </w:r>
+            <w:r>
+              <w:rPr>
+                <w:sz w:val="19"/>
+              </w:rPr>
+              <w:t>An AWS account with AdministratorAccess grants ZERO Kubernetes RBAC. Without an EKS access entry, kubectl returns "the server has asked for the client to provide credentials", the console Resources tab shows "Unauthorized", and steps 6 and 9 both fail -- while every AWS-level check says the cluster is healthy, because it is. Include the CI apply role as well: app-deploy.yml runs kubectl as that role, and a list naming only humans silently revokes it. Do NOT put these values in environments/&lt;env&gt;.tfvars: a -var-file beats both terraform.tfvars and TF_VAR_, so a value there would override CI.</w:t>
+            </w:r>
+          </w:p>
+        </w:tc>
+      </w:tr>
+    </w:tbl>
+    <w:p>
+      <w:pPr>
+        <w:pStyle w:val="Heading3"/>
+      </w:pPr>
+      <w:r>
+        <w:t>Step 4 - create the state backend (once per AWS account)</w:t>
+      </w:r>
+    </w:p>
+    <w:tbl>
+      <w:tblPr>
+        <w:tblW w:type="auto" w:w="0"/>
+        <w:jc w:val="left"/>
+        <w:tblLook w:firstColumn="1" w:firstRow="1" w:lastColumn="0" w:lastRow="0" w:noHBand="0" w:noVBand="1" w:val="04A0"/>
+      </w:tblPr>
+      <w:tblGrid>
+        <w:gridCol w:w="8640"/>
+      </w:tblGrid>
+      <w:tr>
+        <w:tc>
+          <w:tcPr>
+            <w:tcW w:type="dxa" w:w="8640"/>
+            <w:shd w:fill="F2F4F6"/>
+          </w:tcPr>
+          <w:p>
+            <w:pPr>
+              <w:spacing w:after="0" w:before="0"/>
+            </w:pPr>
+            <w:r>
+              <w:t>make bootstrap ENV=dev</w:t>
+            </w:r>
+          </w:p>
+        </w:tc>
+      </w:tr>
+    </w:tbl>
+    <w:p>
+      <w:r>
+        <w:t>Creates the S3 bucket every root module stores state in -- versioning, encryption, all four public-access blocks, a TLS-only bucket policy -- plus the GitHub OIDC provider and the two CI roles. It lives in its own root precisely so a routine teardown cannot delete it: CI has to survive in order to rebuild what it just destroyed. Prints the role ARNs; make ci-secrets pushes them to GitHub. Safe to re-run.</w:t>
+      </w:r>
+    </w:p>
+    <w:p>
+      <w:pPr>
+        <w:pStyle w:val="Heading3"/>
+      </w:pPr>
+      <w:r>
+        <w:t>Step 5 - infrastructure</w:t>
+      </w:r>
+    </w:p>
+    <w:tbl>
+      <w:tblPr>
+        <w:tblW w:type="auto" w:w="0"/>
+        <w:jc w:val="left"/>
+        <w:tblLook w:firstColumn="1" w:firstRow="1" w:lastColumn="0" w:lastRow="0" w:noHBand="0" w:noVBand="1" w:val="04A0"/>
+      </w:tblPr>
+      <w:tblGrid>
+        <w:gridCol w:w="8640"/>
+      </w:tblGrid>
+      <w:tr>
+        <w:tc>
+          <w:tcPr>
+            <w:tcW w:type="dxa" w:w="8640"/>
+            <w:shd w:fill="F2F4F6"/>
+          </w:tcPr>
+          <w:p>
+            <w:pPr>
+              <w:spacing w:after="0" w:before="0"/>
+            </w:pPr>
+            <w:r>
               <w:t>make init  ENV=dev</w:t>
             </w:r>
           </w:p>
@@ -753,10 +1059,9 @@
         </w:tc>
       </w:tr>
     </w:tbl>
-    <w:p/>
     <w:p>
       <w:r>
-        <w:t>Creates the VPC, EKS cluster, node group, addons, IAM, ECR, the SSM access host, and — if enabled — the ACM certificate. Roughly 15 minutes; the control plane alone takes about 11.</w:t>
+        <w:t>Creates the VPC, EKS cluster, node group, managed addons, IAM, ECR, the SSM access host, and -- when enable_dns is true -- the ACM certificate and its validation records. Roughly 15 minutes, most of it the control plane. This is the step the terraform-apply workflow performs on a push to dev, so in a pipeline-driven setup you can let CI do it and pick up at step 6.</w:t>
       </w:r>
     </w:p>
     <w:tbl>
@@ -787,19 +1092,18 @@
               <w:rPr>
                 <w:sz w:val="19"/>
               </w:rPr>
-              <w:t>Two incidents during this project would have been costly if the plan had been skimmed: a duplicate EKS access entry that would have failed the apply AFTER the 11-minute control plane creation, and a tainted domain resource whose next plan proposed re-registering the domain for a second non-refundable charge. Look at the verbs: create, update, replace, destroy.</w:t>
+              <w:t>Two incidents in this project would have been caught by reading one: a tainted domain that planned a second 16 USD registration, and an ebs_optimized flag that planned an instance replacement for a property that was already true. A plan you do not read is not a gate.</w:t>
             </w:r>
           </w:p>
         </w:tc>
       </w:tr>
     </w:tbl>
-    <w:p/>
     <w:p>
       <w:pPr>
         <w:pStyle w:val="Heading3"/>
       </w:pPr>
       <w:r>
-        <w:t>Step 3 — cluster software</w:t>
+        <w:t>Step 6 - wait for the cluster to be genuinely ready</w:t>
       </w:r>
     </w:p>
     <w:tbl>
@@ -821,13 +1125,59 @@
             <w:pPr>
               <w:spacing w:after="0" w:before="0"/>
             </w:pPr>
-            <w:r/>
+            <w:r>
+              <w:t>make wait-cluster ENV=dev</w:t>
+            </w:r>
+          </w:p>
+          <w:p>
+            <w:pPr>
+              <w:spacing w:after="0" w:before="0"/>
+            </w:pPr>
             <w:r>
               <w:rPr>
                 <w:rFonts w:ascii="Consolas" w:hAnsi="Consolas" w:eastAsia="Consolas"/>
                 <w:color w:val="131A22"/>
                 <w:sz w:val="18"/>
               </w:rPr>
+              <w:t>make wait-nodes   ENV=dev</w:t>
+            </w:r>
+          </w:p>
+        </w:tc>
+      </w:tr>
+    </w:tbl>
+    <w:p>
+      <w:r>
+        <w:t>Neither condition is true merely because the apply returned zero, and both are preconditions for step 7: the helm provider cannot authenticate to a cluster still CREATING, and a controller with no Ready node to schedule on will time out waiting for itself. wait-nodes also refreshes your kubeconfig, so this is the first point where kubectl get nodes should answer.</w:t>
+      </w:r>
+    </w:p>
+    <w:p>
+      <w:pPr>
+        <w:pStyle w:val="Heading3"/>
+      </w:pPr>
+      <w:r>
+        <w:t>Step 7 - cluster software</w:t>
+      </w:r>
+    </w:p>
+    <w:tbl>
+      <w:tblPr>
+        <w:tblW w:type="auto" w:w="0"/>
+        <w:jc w:val="left"/>
+        <w:tblLook w:firstColumn="1" w:firstRow="1" w:lastColumn="0" w:lastRow="0" w:noHBand="0" w:noVBand="1" w:val="04A0"/>
+      </w:tblPr>
+      <w:tblGrid>
+        <w:gridCol w:w="8640"/>
+      </w:tblGrid>
+      <w:tr>
+        <w:tc>
+          <w:tcPr>
+            <w:tcW w:type="dxa" w:w="8640"/>
+            <w:shd w:fill="F2F4F6"/>
+          </w:tcPr>
+          <w:p>
+            <w:pPr>
+              <w:spacing w:after="0" w:before="0"/>
+            </w:pPr>
+            <w:r>
               <w:t>make addons-init  ENV=dev</w:t>
             </w:r>
           </w:p>
@@ -857,13 +1207,25 @@
               <w:t>make addons-apply ENV=dev</w:t>
             </w:r>
           </w:p>
+          <w:p>
+            <w:pPr>
+              <w:spacing w:after="0" w:before="0"/>
+            </w:pPr>
+            <w:r>
+              <w:rPr>
+                <w:rFonts w:ascii="Consolas" w:hAnsi="Consolas" w:eastAsia="Consolas"/>
+                <w:color w:val="131A22"/>
+                <w:sz w:val="18"/>
+              </w:rPr>
+              <w:t>make wait-controller ENV=dev</w:t>
+            </w:r>
+          </w:p>
         </w:tc>
       </w:tr>
     </w:tbl>
-    <w:p/>
     <w:p>
       <w:r>
-        <w:t>Installs the AWS Load Balancer Controller, ExternalDNS, and the default gp3 StorageClass. This is a SEPARATE root module because the kubernetes and helm providers authenticate against the cluster API — so plan must reach an endpoint that is CIDR-restricted. Keeping it separate lets the infrastructure root plan from a CI runner with no network path to the cluster.</w:t>
+        <w:t>Installs the AWS Load Balancer Controller, ExternalDNS and the default gp3 StorageClass. This is a SEPARATE root module with its own state, because its helm and kubernetes providers must reach the Kubernetes API at PLAN time -- which a hosted CI runner cannot do. That constraint is the reason the split exists, and the reason this step is local.</w:t>
       </w:r>
     </w:p>
     <w:p>
@@ -871,7 +1233,7 @@
         <w:pStyle w:val="Heading3"/>
       </w:pPr>
       <w:r>
-        <w:t>Step 4 — the application</w:t>
+        <w:t>Step 8 - build and push the application image</w:t>
       </w:r>
     </w:p>
     <w:tbl>
@@ -893,14 +1255,47 @@
             <w:pPr>
               <w:spacing w:after="0" w:before="0"/>
             </w:pPr>
-            <w:r/>
             <w:r>
-              <w:rPr>
-                <w:rFonts w:ascii="Consolas" w:hAnsi="Consolas" w:eastAsia="Consolas"/>
-                <w:color w:val="131A22"/>
-                <w:sz w:val="18"/>
-              </w:rPr>
-              <w:t>make image  ENV=dev     # build, push to ECR, record the digest</w:t>
+              <w:t>make image ENV=dev</w:t>
+            </w:r>
+          </w:p>
+        </w:tc>
+      </w:tr>
+    </w:tbl>
+    <w:p>
+      <w:r>
+        <w:t>Builds the container, pushes it to ECR tagged with the commit SHA, then records the resulting DIGEST in .backend/&lt;env&gt;.image. Needs a running Docker daemon, which is the other reason this belongs on a workstation rather than the SSM host. Deploying by digest rather than by tag is deliberate: the original pipeline pushed an implicit :latest into a mutable repository, so what ran was never provably what was built.</w:t>
+      </w:r>
+    </w:p>
+    <w:p>
+      <w:pPr>
+        <w:pStyle w:val="Heading3"/>
+      </w:pPr>
+      <w:r>
+        <w:t>Step 9 - deploy</w:t>
+      </w:r>
+    </w:p>
+    <w:tbl>
+      <w:tblPr>
+        <w:tblW w:type="auto" w:w="0"/>
+        <w:jc w:val="left"/>
+        <w:tblLook w:firstColumn="1" w:firstRow="1" w:lastColumn="0" w:lastRow="0" w:noHBand="0" w:noVBand="1" w:val="04A0"/>
+      </w:tblPr>
+      <w:tblGrid>
+        <w:gridCol w:w="8640"/>
+      </w:tblGrid>
+      <w:tr>
+        <w:tc>
+          <w:tcPr>
+            <w:tcW w:type="dxa" w:w="8640"/>
+            <w:shd w:fill="F2F4F6"/>
+          </w:tcPr>
+          <w:p>
+            <w:pPr>
+              <w:spacing w:after="0" w:before="0"/>
+            </w:pPr>
+            <w:r>
+              <w:t>make deploy ENV=dev</w:t>
             </w:r>
           </w:p>
           <w:p>
@@ -913,7 +1308,6 @@
                 <w:color w:val="131A22"/>
                 <w:sz w:val="18"/>
               </w:rPr>
-              <w:t>make deploy ENV=dev     # kubectl apply -k app/k8s</w:t>
             </w:r>
           </w:p>
           <w:p>
@@ -926,14 +1320,56 @@
                 <w:color w:val="131A22"/>
                 <w:sz w:val="18"/>
               </w:rPr>
-              <w:t>make url    ENV=dev     # print the public URL</w:t>
+              <w:t>make url ENV=dev        # the address it is served on</w:t>
             </w:r>
           </w:p>
         </w:tc>
       </w:tr>
     </w:tbl>
-    <w:p/>
-    <w:p/>
+    <w:p>
+      <w:r>
+        <w:t>Renders the manifests into a temporary directory with the digest injected and applies them, so nothing edits a tracked file in place and the manifests in git stay free of any account's registry hostname. Waits for the rollout to complete. Section 4 has the checks that confirm the architecture is behaving as designed rather than merely existing.</w:t>
+      </w:r>
+    </w:p>
+    <w:p>
+      <w:pPr>
+        <w:pStyle w:val="Heading3"/>
+      </w:pPr>
+      <w:r>
+        <w:t>Or: all of it in one command</w:t>
+      </w:r>
+    </w:p>
+    <w:tbl>
+      <w:tblPr>
+        <w:tblW w:type="auto" w:w="0"/>
+        <w:jc w:val="left"/>
+        <w:tblLook w:firstColumn="1" w:firstRow="1" w:lastColumn="0" w:lastRow="0" w:noHBand="0" w:noVBand="1" w:val="04A0"/>
+      </w:tblPr>
+      <w:tblGrid>
+        <w:gridCol w:w="8640"/>
+      </w:tblGrid>
+      <w:tr>
+        <w:tc>
+          <w:tcPr>
+            <w:tcW w:type="dxa" w:w="8640"/>
+            <w:shd w:fill="F2F4F6"/>
+          </w:tcPr>
+          <w:p>
+            <w:pPr>
+              <w:spacing w:after="0" w:before="0"/>
+            </w:pPr>
+            <w:r>
+              <w:t>make up ENV=dev</w:t>
+            </w:r>
+          </w:p>
+        </w:tc>
+      </w:tr>
+    </w:tbl>
+    <w:p>
+      <w:r>
+        <w:t>Runs steps 4 through 9 in order, with the readiness gates between them, and shows the plan and prompts before applying -- pass CONFIRM=1 for unattended runs. Steps 1 to 3 are still yours: make up cannot authenticate for you, and it cannot guess which IAM role should administer the cluster. Completed stages are no-ops, so it is also the right way to resume after a failure partway through.</w:t>
+      </w:r>
+    </w:p>
     <w:p>
       <w:pPr>
         <w:pStyle w:val="Heading1"/>
@@ -1220,7 +1656,7 @@
     </w:p>
     <w:p>
       <w:r>
-        <w:t>Almost always the endpoint allowlist. The cluster permits API access only from CIDRs listed in cluster_endpoint_public_access_cidrs, and a residential or office IP rotates without warning. This happened during the writing of this guide.</w:t>
+        <w:t>Two causes, and the error text tells them apart. A TIMEOUT is the endpoint allowlist: the cluster permits API access only from CIDRs listed in cluster_endpoint_public_access_cidrs, and your egress IP changes. Being asked to "provide credentials", or "Unauthorized" in the console, is the opposite problem -- you reached the API fine and have no EKS access entry, which no amount of IAM permission will fix. See step 3 of section 2 for that one. The rest of this section is the allowlist case.</w:t>
       </w:r>
     </w:p>
     <w:tbl>
@@ -3138,6 +3574,50 @@
           </w:p>
         </w:tc>
       </w:tr>
+      <w:tr>
+        <w:tc>
+          <w:tcPr>
+            <w:tcW w:type="dxa" w:w="4320"/>
+          </w:tcPr>
+          <w:p>
+            <w:r>
+              <w:t>"Unauthorized" in the console, or kubectl says "the server has asked for the client to provide credentials"</w:t>
+            </w:r>
+          </w:p>
+        </w:tc>
+        <w:tc>
+          <w:tcPr>
+            <w:tcW w:type="dxa" w:w="4320"/>
+          </w:tcPr>
+          <w:p>
+            <w:r>
+              <w:t>Your principal has no EKS access entry. IAM is irrelevant here -- an account with AdministratorAccess grants ZERO Kubernetes RBAC. Add the role ARN to cluster_admin_role_arns in terraform.tfvars and to the TF_VAR_cluster_admin_role_arns secret, then apply the infrastructure root. List the CI apply role too, or app-deploy loses its own kubectl access.</w:t>
+            </w:r>
+          </w:p>
+        </w:tc>
+      </w:tr>
+      <w:tr>
+        <w:tc>
+          <w:tcPr>
+            <w:tcW w:type="dxa" w:w="4320"/>
+          </w:tcPr>
+          <w:p>
+            <w:r>
+              <w:t>AlreadyExistsException creating a KMS alias</w:t>
+            </w:r>
+          </w:p>
+        </w:tc>
+        <w:tc>
+          <w:tcPr>
+            <w:tcW w:type="dxa" w:w="4320"/>
+          </w:tcPr>
+          <w:p>
+            <w:r>
+              <w:t>A previous teardown left the alias behind. KMS cannot delete immediately: ScheduleKeyDeletion opens a 7-30 day window and AWS does not remove the key's aliases when it opens, so an interrupted destroy orphans a name nothing can reuse and Terraform cannot see. Delete it with aws kms delete-alias. Current code gives the alias a generated suffix (name_prefix) so a rebuild cannot collide -- see ADR-0008.</w:t>
+            </w:r>
+          </w:p>
+        </w:tc>
+      </w:tr>
     </w:tbl>
     <w:p/>
     <w:p>

--- a/docs/consumption-guide.docx
+++ b/docs/consumption-guide.docx
@@ -794,6 +794,12 @@
             <w:tcW w:type="dxa" w:w="8640"/>
             <w:shd w:fill="F2F4F6"/>
           </w:tcPr>
+          <w:p>
+            <w:pPr/>
+            <w:r>
+              <w:t>cp terraform.tfvars.example terraform.tfvars</w:t>
+            </w:r>
+          </w:p>
           <w:p>
             <w:pPr>
               <w:spacing w:after="0" w:before="0"/>
